--- a/Resources/User Stories/MoSCoW_Story_Points_Week12_Checkpoint.docx
+++ b/Resources/User Stories/MoSCoW_Story_Points_Week12_Checkpoint.docx
@@ -59,10 +59,27 @@
         <w:t xml:space="preserve">Team: Mimi, </w:t>
       </w:r>
       <w:r>
-        <w:t xml:space="preserve">Kaspar, </w:t>
-      </w:r>
-      <w:r>
-        <w:t>Brandon, Tusar, Shezan, Akhilesh</w:t>
+        <w:t>Kasp</w:t>
+      </w:r>
+      <w:r>
+        <w:t>e</w:t>
+      </w:r>
+      <w:r>
+        <w:t xml:space="preserve">r, </w:t>
+      </w:r>
+      <w:r>
+        <w:t xml:space="preserve">Brandon, Tusar, </w:t>
+      </w:r>
+      <w:proofErr w:type="spellStart"/>
+      <w:r>
+        <w:t>Shezan</w:t>
+      </w:r>
+      <w:r>
+        <w:t>g</w:t>
+      </w:r>
+      <w:proofErr w:type="spellEnd"/>
+      <w:r>
+        <w:t>, Akhilesh</w:t>
       </w:r>
     </w:p>
     <w:p/>
